--- a/downloads/teacher/05 Materials/Unit 02/Handouts/Handout 02.15 - News Card and Price Change.docx
+++ b/downloads/teacher/05 Materials/Unit 02/Handouts/Handout 02.15 - News Card and Price Change.docx
@@ -981,15 +981,15 @@
       <w:r>
         <w:t xml:space="preserve">Score each headline: one point for each test it passes.</w:t>
       </w:r>
-      <w:r>
-        <w:t xml:space="preserve"> </w:t>
-      </w:r>
-      <w:r>
-        <w:t xml:space="preserve">-</w:t>
-      </w:r>
-      <w:r>
-        <w:t xml:space="preserve"> </w:t>
-      </w:r>
+    </w:p>
+    <w:p>
+      <w:pPr>
+        <w:numPr>
+          <w:ilvl w:val="0"/>
+          <w:numId w:val="1004"/>
+        </w:numPr>
+        <w:pStyle w:val="Compact"/>
+      </w:pPr>
       <w:r>
         <w:rPr>
           <w:b/>
@@ -1032,15 +1032,15 @@
       <w:r>
         <w:t xml:space="preserve">or no source fails.</w:t>
       </w:r>
-      <w:r>
-        <w:t xml:space="preserve"> </w:t>
-      </w:r>
-      <w:r>
-        <w:t xml:space="preserve">-</w:t>
-      </w:r>
-      <w:r>
-        <w:t xml:space="preserve"> </w:t>
-      </w:r>
+    </w:p>
+    <w:p>
+      <w:pPr>
+        <w:numPr>
+          <w:ilvl w:val="0"/>
+          <w:numId w:val="1004"/>
+        </w:numPr>
+        <w:pStyle w:val="Compact"/>
+      </w:pPr>
       <w:r>
         <w:rPr>
           <w:b/>
@@ -1053,15 +1053,15 @@
       <w:r>
         <w:t xml:space="preserve">A percent, an amount, a date, or a count passes. No number fails.</w:t>
       </w:r>
-      <w:r>
-        <w:t xml:space="preserve"> </w:t>
-      </w:r>
-      <w:r>
-        <w:t xml:space="preserve">-</w:t>
-      </w:r>
-      <w:r>
-        <w:t xml:space="preserve"> </w:t>
-      </w:r>
+    </w:p>
+    <w:p>
+      <w:pPr>
+        <w:numPr>
+          <w:ilvl w:val="0"/>
+          <w:numId w:val="1004"/>
+        </w:numPr>
+        <w:pStyle w:val="Compact"/>
+      </w:pPr>
       <w:r>
         <w:rPr>
           <w:b/>
@@ -1131,7 +1131,7 @@
     </w:p>
     <w:p>
       <w:pPr>
-        <w:pStyle w:val="BodyText"/>
+        <w:pStyle w:val="FirstParagraph"/>
       </w:pPr>
       <w:r>
         <w:t xml:space="preserve">Two or three points: probably a fact. Zero or one: hype.</w:t>
@@ -1587,34 +1587,12 @@
       <w:pPr>
         <w:numPr>
           <w:ilvl w:val="0"/>
-          <w:numId w:val="1004"/>
-        </w:numPr>
-        <w:pStyle w:val="Compact"/>
-      </w:pPr>
-      <w:r>
-        <w:t xml:space="preserve">Pick one headline you labeled hype. Rewrite it as a fact: give it a source and a number and take out the hurry.</w:t>
-      </w:r>
-    </w:p>
-    <w:p>
-      <w:r>
-        <w:br w:type="page"/>
-      </w:r>
-    </w:p>
-    <w:p>
-      <w:r>
-        <w:br w:type="page"/>
-      </w:r>
-    </w:p>
-    <w:p>
-      <w:pPr>
-        <w:numPr>
-          <w:ilvl w:val="0"/>
           <w:numId w:val="1005"/>
         </w:numPr>
         <w:pStyle w:val="Compact"/>
       </w:pPr>
       <w:r>
-        <w:t xml:space="preserve">Headline 5 tells you to sell the Iron Vault. If you sold and the rumor was false, who got your units, and at what kind of price?</w:t>
+        <w:t xml:space="preserve">Pick one headline you labeled hype. Rewrite it as a fact: give it a source and a number and take out the hurry.</w:t>
       </w:r>
     </w:p>
     <w:p>
@@ -1625,89 +1603,6 @@
     <w:p>
       <w:r>
         <w:br w:type="page"/>
-      </w:r>
-    </w:p>
-    <w:p>
-      <w:pPr>
-        <w:pStyle w:val="Heading2"/>
-      </w:pPr>
-      <w:bookmarkStart w:id="23" w:name="teacher-key"/>
-      <w:r>
-        <w:t xml:space="preserve">Teacher key</w:t>
-      </w:r>
-      <w:bookmarkEnd w:id="23"/>
-    </w:p>
-    <w:p>
-      <w:pPr>
-        <w:pStyle w:val="FirstParagraph"/>
-      </w:pPr>
-      <w:r>
-        <w:rPr>
-          <w:b/>
-        </w:rPr>
-        <w:t xml:space="preserve">Part A matches:</w:t>
-      </w:r>
-      <w:r>
-        <w:t xml:space="preserve"> </w:t>
-      </w:r>
-      <w:r>
-        <w:t xml:space="preserve">1 D; 2 A; 3 B; 4 G; 5 F; 6 E; 7 H; 8 C.</w:t>
-      </w:r>
-    </w:p>
-    <w:p>
-      <w:pPr>
-        <w:pStyle w:val="BodyText"/>
-      </w:pPr>
-      <w:r>
-        <w:t xml:space="preserve">Sample cause and effect sentences (accept any that name the right direction and the right venture):</w:t>
-      </w:r>
-      <w:r>
-        <w:t xml:space="preserve"> </w:t>
-      </w:r>
-      <w:r>
-        <w:t xml:space="preserve">1. A huge crystal seam was found, so more people wanted to buy Sparkstone, so the price went up.</w:t>
-      </w:r>
-      <w:r>
-        <w:t xml:space="preserve"> </w:t>
-      </w:r>
-      <w:r>
-        <w:t xml:space="preserve">2. Hail destroyed crops, so more people wanted to sell Meadowgold, so the price went down.</w:t>
-      </w:r>
-      <w:r>
-        <w:t xml:space="preserve"> </w:t>
-      </w:r>
-      <w:r>
-        <w:t xml:space="preserve">3. The Crown promised an extra payment, so more people wanted to buy Crown Seal Notes, so the price went up (a little; safe ventures move a little).</w:t>
-      </w:r>
-      <w:r>
-        <w:t xml:space="preserve"> </w:t>
-      </w:r>
-      <w:r>
-        <w:t xml:space="preserve">4. The expedition found nothing and the company is almost out of coin, so more people wanted to sell Cloudberry, so the price went down (a lot; a young company with one voyage left is close to failing).</w:t>
-      </w:r>
-      <w:r>
-        <w:t xml:space="preserve"> </w:t>
-      </w:r>
-      <w:r>
-        <w:t xml:space="preserve">5. A frost shrank the harvest, so more people wanted to sell Willowbrook, so the price went down (a little; the trees are fine and the grove is built for the long run).</w:t>
-      </w:r>
-      <w:r>
-        <w:t xml:space="preserve"> </w:t>
-      </w:r>
-      <w:r>
-        <w:t xml:space="preserve">6. A rumor said the Vault lent badly, so some people wanted to sell the Iron Vault, so the price went down (a little; the Vault denied it and bonds move less).</w:t>
-      </w:r>
-      <w:r>
-        <w:t xml:space="preserve"> </w:t>
-      </w:r>
-      <w:r>
-        <w:t xml:space="preserve">7. A new road made the land more valuable, so more people wanted to buy Meadowgold, so the price went up.</w:t>
-      </w:r>
-      <w:r>
-        <w:t xml:space="preserve"> </w:t>
-      </w:r>
-      <w:r>
-        <w:t xml:space="preserve">8. The Honeypot pays the same no matter what, so nobody changed their mind, so the price did not move.</w:t>
       </w:r>
     </w:p>
     <w:p>
@@ -1719,16 +1614,159 @@
         <w:pStyle w:val="Compact"/>
       </w:pPr>
       <w:r>
-        <w:t xml:space="preserve">Card 2 is bad news for the land (crops lost; less rent) and card 7 is good news for the land (a road makes it worth more). Same venture, opposite direction, because the news changed what buyers expect the land to earn.</w:t>
+        <w:t xml:space="preserve">Headline 5 tells you to sell the Iron Vault. If you sold and the rumor was false, who got your units, and at what kind of price?</w:t>
+      </w:r>
+    </w:p>
+    <w:p>
+      <w:r>
+        <w:br w:type="page"/>
+      </w:r>
+    </w:p>
+    <w:p>
+      <w:r>
+        <w:br w:type="page"/>
+      </w:r>
+    </w:p>
+    <w:p>
+      <w:pPr>
+        <w:pStyle w:val="Heading2"/>
+      </w:pPr>
+      <w:bookmarkStart w:id="23" w:name="teacher-key"/>
+      <w:r>
+        <w:t xml:space="preserve">Teacher key</w:t>
+      </w:r>
+      <w:bookmarkEnd w:id="23"/>
+    </w:p>
+    <w:p>
+      <w:pPr>
+        <w:pStyle w:val="FirstParagraph"/>
+      </w:pPr>
+      <w:r>
+        <w:rPr>
+          <w:b/>
+        </w:rPr>
+        <w:t xml:space="preserve">Part A matches:</w:t>
+      </w:r>
+      <w:r>
+        <w:t xml:space="preserve"> </w:t>
+      </w:r>
+      <w:r>
+        <w:t xml:space="preserve">1 D; 2 A; 3 B; 4 G; 5 F; 6 E; 7 H; 8 C.</w:t>
+      </w:r>
+    </w:p>
+    <w:p>
+      <w:pPr>
+        <w:pStyle w:val="BodyText"/>
+      </w:pPr>
+      <w:r>
+        <w:t xml:space="preserve">Sample cause and effect sentences (accept any that name the right direction and the right venture):</w:t>
       </w:r>
     </w:p>
     <w:p>
       <w:pPr>
         <w:numPr>
           <w:ilvl w:val="0"/>
-          <w:numId w:val="1006"/>
+          <w:numId w:val="1007"/>
         </w:numPr>
-        <w:pStyle w:val="Compact"/>
+      </w:pPr>
+      <w:r>
+        <w:t xml:space="preserve">A huge crystal seam was found, so more people wanted to buy Sparkstone, so the price went up.</w:t>
+      </w:r>
+    </w:p>
+    <w:p>
+      <w:pPr>
+        <w:numPr>
+          <w:ilvl w:val="0"/>
+          <w:numId w:val="1007"/>
+        </w:numPr>
+      </w:pPr>
+      <w:r>
+        <w:t xml:space="preserve">Hail destroyed crops, so more people wanted to sell Meadowgold, so the price went down.</w:t>
+      </w:r>
+    </w:p>
+    <w:p>
+      <w:pPr>
+        <w:numPr>
+          <w:ilvl w:val="0"/>
+          <w:numId w:val="1007"/>
+        </w:numPr>
+      </w:pPr>
+      <w:r>
+        <w:t xml:space="preserve">The Crown promised an extra payment, so more people wanted to buy Crown Seal Notes, so the price went up (a little; safe ventures move a little).</w:t>
+      </w:r>
+    </w:p>
+    <w:p>
+      <w:pPr>
+        <w:numPr>
+          <w:ilvl w:val="0"/>
+          <w:numId w:val="1007"/>
+        </w:numPr>
+      </w:pPr>
+      <w:r>
+        <w:t xml:space="preserve">The expedition found nothing and the company is almost out of coin, so more people wanted to sell Cloudberry, so the price went down (a lot; a young company with one voyage left is close to failing).</w:t>
+      </w:r>
+    </w:p>
+    <w:p>
+      <w:pPr>
+        <w:numPr>
+          <w:ilvl w:val="0"/>
+          <w:numId w:val="1007"/>
+        </w:numPr>
+      </w:pPr>
+      <w:r>
+        <w:t xml:space="preserve">A frost shrank the harvest, so more people wanted to sell Willowbrook, so the price went down (a little; the trees are fine and the grove is built for the long run).</w:t>
+      </w:r>
+    </w:p>
+    <w:p>
+      <w:pPr>
+        <w:numPr>
+          <w:ilvl w:val="0"/>
+          <w:numId w:val="1007"/>
+        </w:numPr>
+      </w:pPr>
+      <w:r>
+        <w:t xml:space="preserve">A rumor said the Vault lent badly, so some people wanted to sell the Iron Vault, so the price went down (a little; the Vault denied it and bonds move less).</w:t>
+      </w:r>
+    </w:p>
+    <w:p>
+      <w:pPr>
+        <w:numPr>
+          <w:ilvl w:val="0"/>
+          <w:numId w:val="1007"/>
+        </w:numPr>
+      </w:pPr>
+      <w:r>
+        <w:t xml:space="preserve">A new road made the land more valuable, so more people wanted to buy Meadowgold, so the price went up.</w:t>
+      </w:r>
+    </w:p>
+    <w:p>
+      <w:pPr>
+        <w:numPr>
+          <w:ilvl w:val="0"/>
+          <w:numId w:val="1007"/>
+        </w:numPr>
+      </w:pPr>
+      <w:r>
+        <w:t xml:space="preserve">The Honeypot pays the same no matter what, so nobody changed their mind, so the price did not move.</w:t>
+      </w:r>
+    </w:p>
+    <w:p>
+      <w:pPr>
+        <w:numPr>
+          <w:ilvl w:val="0"/>
+          <w:numId w:val="1007"/>
+        </w:numPr>
+      </w:pPr>
+      <w:r>
+        <w:t xml:space="preserve">Card 2 is bad news for the land (crops lost; less rent) and card 7 is good news for the land (a road makes it worth more). Same venture, opposite direction, because the news changed what buyers expect the land to earn.</w:t>
+      </w:r>
+    </w:p>
+    <w:p>
+      <w:pPr>
+        <w:numPr>
+          <w:ilvl w:val="0"/>
+          <w:numId w:val="1007"/>
+        </w:numPr>
       </w:pPr>
       <w:r>
         <w:t xml:space="preserve">Enough people believed the rumor, or feared others would, to sell. A price is what people think today, not what is true. This is why the three tests matter.</w:t>
@@ -1750,116 +1788,144 @@
       <w:r>
         <w:t xml:space="preserve">(who, number, no hurry, total, label, careful action):</w:t>
       </w:r>
-      <w:r>
-        <w:t xml:space="preserve"> </w:t>
-      </w:r>
-      <w:r>
-        <w:t xml:space="preserve">1. 0, 0, 0, total 0, hype. No action; ignore it.</w:t>
-      </w:r>
-      <w:r>
-        <w:t xml:space="preserve"> </w:t>
-      </w:r>
-      <w:r>
-        <w:t xml:space="preserve">2. 1, 1, 1, total 3, fact. Hold or wait for more; 40 percent less coin is a warning sign, so a careful investor does not add and watches the next dispatch.</w:t>
-      </w:r>
-      <w:r>
-        <w:t xml:space="preserve"> </w:t>
-      </w:r>
-      <w:r>
-        <w:t xml:space="preserve">3. 0, 0, 0, total 0, hype (</w:t>
-      </w:r>
-      <w:r>
-        <w:t xml:space="preserve">“</w:t>
-      </w:r>
-      <w:r>
-        <w:t xml:space="preserve">sure thing,</w:t>
-      </w:r>
-      <w:r>
-        <w:t xml:space="preserve">”</w:t>
-      </w:r>
-      <w:r>
-        <w:t xml:space="preserve"> </w:t>
-      </w:r>
-      <w:r>
-        <w:t xml:space="preserve">“</w:t>
-      </w:r>
-      <w:r>
-        <w:t xml:space="preserve">never goes down,</w:t>
-      </w:r>
-      <w:r>
-        <w:t xml:space="preserve">”</w:t>
-      </w:r>
-      <w:r>
-        <w:t xml:space="preserve"> </w:t>
-      </w:r>
-      <w:r>
-        <w:t xml:space="preserve">no source, no number,</w:t>
-      </w:r>
-      <w:r>
-        <w:t xml:space="preserve"> </w:t>
-      </w:r>
-      <w:r>
-        <w:t xml:space="preserve">“</w:t>
-      </w:r>
-      <w:r>
-        <w:t xml:space="preserve">as much as you can</w:t>
-      </w:r>
-      <w:r>
-        <w:t xml:space="preserve">”</w:t>
-      </w:r>
-      <w:r>
-        <w:t xml:space="preserve">). Ignore.</w:t>
-      </w:r>
-      <w:r>
-        <w:t xml:space="preserve"> </w:t>
-      </w:r>
-      <w:r>
-        <w:t xml:space="preserve">4. 1, 1, 1, total 3, fact. Hold; nothing changed.</w:t>
-      </w:r>
-      <w:r>
-        <w:t xml:space="preserve"> </w:t>
-      </w:r>
-      <w:r>
-        <w:t xml:space="preserve">5. 0, 0, 0, total 0, hype. Ignore; check the Vault’s own statement.</w:t>
-      </w:r>
-      <w:r>
-        <w:t xml:space="preserve"> </w:t>
-      </w:r>
-      <w:r>
-        <w:t xml:space="preserve">6. 1, 1, 1, total 3, fact. Hold; a small harvest with healthy trees is a one-season problem for a long-term venture. Buying a little low is also a defensible answer.</w:t>
-      </w:r>
     </w:p>
     <w:p>
       <w:pPr>
         <w:numPr>
           <w:ilvl w:val="0"/>
-          <w:numId w:val="1007"/>
+          <w:numId w:val="1008"/>
         </w:numPr>
-        <w:pStyle w:val="Compact"/>
-      </w:pPr>
-      <w:r>
-        <w:t xml:space="preserve">Sample:</w:t>
-      </w:r>
-      <w:r>
-        <w:t xml:space="preserve"> </w:t>
-      </w:r>
-      <w:r>
-        <w:t xml:space="preserve">“</w:t>
-      </w:r>
-      <w:r>
-        <w:t xml:space="preserve">Sparkstone’s mine office reports a new seam that could raise output 30 percent by spring. Prices moved 6 percent today.</w:t>
-      </w:r>
-      <w:r>
-        <w:t xml:space="preserve">”</w:t>
+      </w:pPr>
+      <w:r>
+        <w:t xml:space="preserve">0, 0, 0, total 0, hype. No action; ignore it.</w:t>
       </w:r>
     </w:p>
     <w:p>
       <w:pPr>
         <w:numPr>
           <w:ilvl w:val="0"/>
-          <w:numId w:val="1007"/>
+          <w:numId w:val="1008"/>
         </w:numPr>
-        <w:pStyle w:val="Compact"/>
+      </w:pPr>
+      <w:r>
+        <w:t xml:space="preserve">1, 1, 1, total 3, fact. Hold or wait for more; 40 percent less coin is a warning sign, so a careful investor does not add and watches the next dispatch.</w:t>
+      </w:r>
+    </w:p>
+    <w:p>
+      <w:pPr>
+        <w:numPr>
+          <w:ilvl w:val="0"/>
+          <w:numId w:val="1008"/>
+        </w:numPr>
+      </w:pPr>
+      <w:r>
+        <w:t xml:space="preserve">0, 0, 0, total 0, hype (</w:t>
+      </w:r>
+      <w:r>
+        <w:t xml:space="preserve">“</w:t>
+      </w:r>
+      <w:r>
+        <w:t xml:space="preserve">sure thing,</w:t>
+      </w:r>
+      <w:r>
+        <w:t xml:space="preserve">”</w:t>
+      </w:r>
+      <w:r>
+        <w:t xml:space="preserve"> </w:t>
+      </w:r>
+      <w:r>
+        <w:t xml:space="preserve">“</w:t>
+      </w:r>
+      <w:r>
+        <w:t xml:space="preserve">never goes down,</w:t>
+      </w:r>
+      <w:r>
+        <w:t xml:space="preserve">”</w:t>
+      </w:r>
+      <w:r>
+        <w:t xml:space="preserve"> </w:t>
+      </w:r>
+      <w:r>
+        <w:t xml:space="preserve">no source, no number,</w:t>
+      </w:r>
+      <w:r>
+        <w:t xml:space="preserve"> </w:t>
+      </w:r>
+      <w:r>
+        <w:t xml:space="preserve">“</w:t>
+      </w:r>
+      <w:r>
+        <w:t xml:space="preserve">as much as you can</w:t>
+      </w:r>
+      <w:r>
+        <w:t xml:space="preserve">”</w:t>
+      </w:r>
+      <w:r>
+        <w:t xml:space="preserve">). Ignore.</w:t>
+      </w:r>
+    </w:p>
+    <w:p>
+      <w:pPr>
+        <w:numPr>
+          <w:ilvl w:val="0"/>
+          <w:numId w:val="1008"/>
+        </w:numPr>
+      </w:pPr>
+      <w:r>
+        <w:t xml:space="preserve">1, 1, 1, total 3, fact. Hold; nothing changed.</w:t>
+      </w:r>
+    </w:p>
+    <w:p>
+      <w:pPr>
+        <w:numPr>
+          <w:ilvl w:val="0"/>
+          <w:numId w:val="1008"/>
+        </w:numPr>
+      </w:pPr>
+      <w:r>
+        <w:t xml:space="preserve">0, 0, 0, total 0, hype. Ignore; check the Vault’s own statement.</w:t>
+      </w:r>
+    </w:p>
+    <w:p>
+      <w:pPr>
+        <w:numPr>
+          <w:ilvl w:val="0"/>
+          <w:numId w:val="1008"/>
+        </w:numPr>
+      </w:pPr>
+      <w:r>
+        <w:t xml:space="preserve">1, 1, 1, total 3, fact. Hold; a small harvest with healthy trees is a one-season problem for a long-term venture. Buying a little low is also a defensible answer.</w:t>
+      </w:r>
+    </w:p>
+    <w:p>
+      <w:pPr>
+        <w:numPr>
+          <w:ilvl w:val="0"/>
+          <w:numId w:val="1008"/>
+        </w:numPr>
+      </w:pPr>
+      <w:r>
+        <w:t xml:space="preserve">Sample:</w:t>
+      </w:r>
+      <w:r>
+        <w:t xml:space="preserve"> </w:t>
+      </w:r>
+      <w:r>
+        <w:t xml:space="preserve">“</w:t>
+      </w:r>
+      <w:r>
+        <w:t xml:space="preserve">Sparkstone’s mine office reports a new seam that could raise output 30 percent by spring. Prices moved 6 percent today.</w:t>
+      </w:r>
+      <w:r>
+        <w:t xml:space="preserve">”</w:t>
+      </w:r>
+    </w:p>
+    <w:p>
+      <w:pPr>
+        <w:numPr>
+          <w:ilvl w:val="0"/>
+          <w:numId w:val="1008"/>
+        </w:numPr>
       </w:pPr>
       <w:r>
         <w:t xml:space="preserve">Whoever bought them got them at a low price, from a seller who was scared by a headline with no source. The seller handed a discount to the buyer.</w:t>
@@ -2383,10 +2449,113 @@
       </w:pPr>
     </w:lvl>
   </w:abstractNum>
-  <w:abstractNum w:abstractNumId="994111">
+  <w:abstractNum w:abstractNumId="991">
     <w:nsid w:val="b3cbbdee"/>
     <w:multiLevelType w:val="multilevel"/>
     <w:lvl w:ilvl="0">
+      <w:numFmt w:val="bullet"/>
+      <w:lvlText w:val="•"/>
+      <w:lvlJc w:val="left"/>
+      <w:pPr>
+        <w:tabs>
+          <w:tab w:val="num" w:pos="0"/>
+        </w:tabs>
+        <w:ind w:left="480" w:hanging="480"/>
+      </w:pPr>
+    </w:lvl>
+    <w:lvl w:ilvl="1">
+      <w:numFmt w:val="bullet"/>
+      <w:lvlText w:val="–"/>
+      <w:lvlJc w:val="left"/>
+      <w:pPr>
+        <w:tabs>
+          <w:tab w:val="num" w:pos="720"/>
+        </w:tabs>
+        <w:ind w:left="1200" w:hanging="480"/>
+      </w:pPr>
+    </w:lvl>
+    <w:lvl w:ilvl="2">
+      <w:numFmt w:val="bullet"/>
+      <w:lvlText w:val="•"/>
+      <w:lvlJc w:val="left"/>
+      <w:pPr>
+        <w:tabs>
+          <w:tab w:val="num" w:pos="1440"/>
+        </w:tabs>
+        <w:ind w:left="1920" w:hanging="480"/>
+      </w:pPr>
+    </w:lvl>
+    <w:lvl w:ilvl="3">
+      <w:numFmt w:val="bullet"/>
+      <w:lvlText w:val="–"/>
+      <w:lvlJc w:val="left"/>
+      <w:pPr>
+        <w:tabs>
+          <w:tab w:val="num" w:pos="2160"/>
+        </w:tabs>
+        <w:ind w:left="2640" w:hanging="480"/>
+      </w:pPr>
+    </w:lvl>
+    <w:lvl w:ilvl="4">
+      <w:numFmt w:val="bullet"/>
+      <w:lvlText w:val="•"/>
+      <w:lvlJc w:val="left"/>
+      <w:pPr>
+        <w:tabs>
+          <w:tab w:val="num" w:pos="2880"/>
+        </w:tabs>
+        <w:ind w:left="3360" w:hanging="480"/>
+      </w:pPr>
+    </w:lvl>
+    <w:lvl w:ilvl="5">
+      <w:numFmt w:val="bullet"/>
+      <w:lvlText w:val="–"/>
+      <w:lvlJc w:val="left"/>
+      <w:pPr>
+        <w:tabs>
+          <w:tab w:val="num" w:pos="3600"/>
+        </w:tabs>
+        <w:ind w:left="4080" w:hanging="480"/>
+      </w:pPr>
+    </w:lvl>
+    <w:lvl w:ilvl="6">
+      <w:numFmt w:val="bullet"/>
+      <w:lvlText w:val="•"/>
+      <w:lvlJc w:val="left"/>
+      <w:pPr>
+        <w:tabs>
+          <w:tab w:val="num" w:pos="4320"/>
+        </w:tabs>
+        <w:ind w:left="4800" w:hanging="480"/>
+      </w:pPr>
+    </w:lvl>
+    <w:lvl w:ilvl="7">
+      <w:numFmt w:val="bullet"/>
+      <w:lvlText w:val="–"/>
+      <w:lvlJc w:val="left"/>
+      <w:pPr>
+        <w:tabs>
+          <w:tab w:val="num" w:pos="5040"/>
+        </w:tabs>
+        <w:ind w:left="5520" w:hanging="480"/>
+      </w:pPr>
+    </w:lvl>
+    <w:lvl w:ilvl="8">
+      <w:numFmt w:val="bullet"/>
+      <w:lvlText w:val="•"/>
+      <w:lvlJc w:val="left"/>
+      <w:pPr>
+        <w:tabs>
+          <w:tab w:val="num" w:pos="5760"/>
+        </w:tabs>
+        <w:ind w:left="6240" w:hanging="480"/>
+      </w:pPr>
+    </w:lvl>
+  </w:abstractNum>
+  <w:abstractNum w:abstractNumId="994111">
+    <w:nsid w:val="4fbe019a"/>
+    <w:multiLevelType w:val="multilevel"/>
+    <w:lvl w:ilvl="0">
       <w:start w:val="11"/>
       <w:numFmt w:val="decimal"/>
       <w:lvlText w:val="%1."/>
@@ -2496,7 +2665,7 @@
     </w:lvl>
   </w:abstractNum>
   <w:abstractNum w:abstractNumId="994112">
-    <w:nsid w:val="4fbe019a"/>
+    <w:nsid w:val="91a27d85"/>
     <w:multiLevelType w:val="multilevel"/>
     <w:lvl w:ilvl="0">
       <w:start w:val="12"/>
@@ -2701,6 +2870,9 @@
     </w:lvlOverride>
   </w:num>
   <w:num w:numId="1004">
+    <w:abstractNumId w:val="991"/>
+  </w:num>
+  <w:num w:numId="1005">
     <w:abstractNumId w:val="994111"/>
     <w:lvlOverride w:ilvl="0">
       <w:startOverride w:val="11"/>
@@ -2730,7 +2902,7 @@
       <w:startOverride w:val="11"/>
     </w:lvlOverride>
   </w:num>
-  <w:num w:numId="1005">
+  <w:num w:numId="1006">
     <w:abstractNumId w:val="994112"/>
     <w:lvlOverride w:ilvl="0">
       <w:startOverride w:val="12"/>
@@ -2760,64 +2932,64 @@
       <w:startOverride w:val="12"/>
     </w:lvlOverride>
   </w:num>
-  <w:num w:numId="1006">
-    <w:abstractNumId w:val="99419"/>
+  <w:num w:numId="1007">
+    <w:abstractNumId w:val="99411"/>
     <w:lvlOverride w:ilvl="0">
-      <w:startOverride w:val="9"/>
+      <w:startOverride w:val="1"/>
     </w:lvlOverride>
     <w:lvlOverride w:ilvl="1">
-      <w:startOverride w:val="9"/>
+      <w:startOverride w:val="1"/>
     </w:lvlOverride>
     <w:lvlOverride w:ilvl="2">
-      <w:startOverride w:val="9"/>
+      <w:startOverride w:val="1"/>
     </w:lvlOverride>
     <w:lvlOverride w:ilvl="3">
-      <w:startOverride w:val="9"/>
+      <w:startOverride w:val="1"/>
     </w:lvlOverride>
     <w:lvlOverride w:ilvl="4">
-      <w:startOverride w:val="9"/>
+      <w:startOverride w:val="1"/>
     </w:lvlOverride>
     <w:lvlOverride w:ilvl="5">
-      <w:startOverride w:val="9"/>
+      <w:startOverride w:val="1"/>
     </w:lvlOverride>
     <w:lvlOverride w:ilvl="6">
-      <w:startOverride w:val="9"/>
+      <w:startOverride w:val="1"/>
     </w:lvlOverride>
     <w:lvlOverride w:ilvl="7">
-      <w:startOverride w:val="9"/>
+      <w:startOverride w:val="1"/>
     </w:lvlOverride>
     <w:lvlOverride w:ilvl="8">
-      <w:startOverride w:val="9"/>
+      <w:startOverride w:val="1"/>
     </w:lvlOverride>
   </w:num>
-  <w:num w:numId="1007">
-    <w:abstractNumId w:val="994111"/>
+  <w:num w:numId="1008">
+    <w:abstractNumId w:val="99411"/>
     <w:lvlOverride w:ilvl="0">
-      <w:startOverride w:val="11"/>
+      <w:startOverride w:val="1"/>
     </w:lvlOverride>
     <w:lvlOverride w:ilvl="1">
-      <w:startOverride w:val="11"/>
+      <w:startOverride w:val="1"/>
     </w:lvlOverride>
     <w:lvlOverride w:ilvl="2">
-      <w:startOverride w:val="11"/>
+      <w:startOverride w:val="1"/>
     </w:lvlOverride>
     <w:lvlOverride w:ilvl="3">
-      <w:startOverride w:val="11"/>
+      <w:startOverride w:val="1"/>
     </w:lvlOverride>
     <w:lvlOverride w:ilvl="4">
-      <w:startOverride w:val="11"/>
+      <w:startOverride w:val="1"/>
     </w:lvlOverride>
     <w:lvlOverride w:ilvl="5">
-      <w:startOverride w:val="11"/>
+      <w:startOverride w:val="1"/>
     </w:lvlOverride>
     <w:lvlOverride w:ilvl="6">
-      <w:startOverride w:val="11"/>
+      <w:startOverride w:val="1"/>
     </w:lvlOverride>
     <w:lvlOverride w:ilvl="7">
-      <w:startOverride w:val="11"/>
+      <w:startOverride w:val="1"/>
     </w:lvlOverride>
     <w:lvlOverride w:ilvl="8">
-      <w:startOverride w:val="11"/>
+      <w:startOverride w:val="1"/>
     </w:lvlOverride>
   </w:num>
 </w:numbering>
